--- a/data/ai_paras/AI_para_24.docx
+++ b/data/ai_paras/AI_para_24.docx
@@ -4,7 +4,7 @@
   <w:body>
     <w:p>
       <w:r>
-        <w:t>In exploring alternatives to previously discussed theories, the Psychosocial Development Theory posited by Erik Erikson emerges as a distinct framework for analyzing human behavior. This theory postulates that human development unfolds across eight stages, each characterized by a psychological conflict that must be resolved for healthy development (Ref-s832624). A critical component of this theory is its emphasis on the interaction between social environments and personal growth, highlighting the role of socio-cultural factors in shaping behavior. As noted in the literature, the theory's macro-level frameworks are particularly relevant for understanding how broader societal issues, such as poverty and diversity, impact individual development (Ref-s832624). By integrating these elements, Erikson's theory provides a comprehensive lens through which to assess whether interventions should target individuals or groups and how they might be applied effectively in rural, suburban, or urban settings.</w:t>
+        <w:t>Additionally, Erikson's Psychosocial Development Theory demonstrates significant effectiveness when applied to individual therapy. This approach is particularly useful in addressing the unique developmental challenges faced by individuals at various life stages, such as identity crises during adolescence or issues of intimacy in young adulthood (Ref-f614014). By focusing on the resolution of specific psychosocial conflicts, therapists can tailor interventions to the individual's current developmental stage, thus enhancing the therapeutic process. Evidence from clinical practice suggests that this individualized focus facilitates personal growth and behavioral change by empowering clients to confront and resolve their unique life-stage conflicts. Furthermore, the theory's nuanced understanding of socio-cultural influences supports its applicability in diverse contexts, allowing therapists to incorporate cultural considerations into treatment plans for individuals from various backgrounds (Ref-f614014).</w:t>
       </w:r>
     </w:p>
     <w:sectPr>
